--- a/model_fitting/2010/Final_Model_Comparison_Report.docx
+++ b/model_fitting/2010/Final_Model_Comparison_Report.docx
@@ -12,7 +12,7 @@
     </w:p>
     <w:p>
       <w:r>
-        <w:t>Generated on: 2026-04-06 05:19:02</w:t>
+        <w:t>Generated on: 2026-05-03 18:28:08</w:t>
       </w:r>
     </w:p>
     <w:p>
@@ -218,7 +218,7 @@
               <w:jc w:val="center"/>
             </w:pPr>
             <w:r>
-              <w:t>693487.81</w:t>
+              <w:t>693483.22</w:t>
             </w:r>
           </w:p>
         </w:tc>
@@ -231,7 +231,7 @@
               <w:jc w:val="center"/>
             </w:pPr>
             <w:r>
-              <w:t>693786.59</w:t>
+              <w:t>693782.0</w:t>
             </w:r>
           </w:p>
         </w:tc>
@@ -244,7 +244,7 @@
               <w:jc w:val="center"/>
             </w:pPr>
             <w:r>
-              <w:t>-346715.91</w:t>
+              <w:t>-346713.61</w:t>
             </w:r>
           </w:p>
         </w:tc>
@@ -298,7 +298,7 @@
               <w:jc w:val="center"/>
             </w:pPr>
             <w:r>
-              <w:t>885483.43</w:t>
+              <w:t>885478.13</w:t>
             </w:r>
           </w:p>
         </w:tc>
@@ -315,7 +315,7 @@
                 <w:b/>
                 <w:color w:val="008000"/>
               </w:rPr>
-              <w:t>-3924876.34</w:t>
+              <w:t>-3924850.3</w:t>
             </w:r>
           </w:p>
         </w:tc>
@@ -328,7 +328,7 @@
               <w:jc w:val="center"/>
             </w:pPr>
             <w:r>
-              <w:t>-442720.71</w:t>
+              <w:t>-442718.06</w:t>
             </w:r>
           </w:p>
         </w:tc>
@@ -386,7 +386,7 @@
                 <w:b/>
                 <w:color w:val="008000"/>
               </w:rPr>
-              <w:t>367895.55</w:t>
+              <w:t>367891.27</w:t>
             </w:r>
           </w:p>
         </w:tc>
@@ -399,7 +399,7 @@
               <w:jc w:val="center"/>
             </w:pPr>
             <w:r>
-              <w:t>368119.64</w:t>
+              <w:t>368115.35</w:t>
             </w:r>
           </w:p>
         </w:tc>
@@ -416,7 +416,7 @@
                 <w:b/>
                 <w:color w:val="008000"/>
               </w:rPr>
-              <w:t>-183926.78</w:t>
+              <w:t>-183924.63</w:t>
             </w:r>
           </w:p>
         </w:tc>
@@ -588,15 +588,15 @@
     </w:p>
     <w:p>
       <w:r>
-        <w:t>• Best AIC: Binary Logistic (AIC = 367895.55)</w:t>
+        <w:t>• Best AIC: Binary Logistic (AIC = 367891.27)</w:t>
         <w:br/>
       </w:r>
       <w:r>
-        <w:t>• Ordinal vs Binary difference: 325592.26</w:t>
+        <w:t>• Ordinal vs Binary difference: 325591.95</w:t>
         <w:br/>
       </w:r>
       <w:r>
-        <w:t>• Count vs Binary difference: 517587.88</w:t>
+        <w:t>• Count vs Binary difference: 517586.86</w:t>
         <w:br/>
       </w:r>
     </w:p>
@@ -610,7 +610,7 @@
     </w:p>
     <w:p>
       <w:r>
-        <w:t>• Best BIC: Poisson Regression (BIC = -3924876.34)</w:t>
+        <w:t>• Best BIC: Poisson Regression (BIC = -3924850.30)</w:t>
         <w:br/>
       </w:r>
     </w:p>
@@ -624,7 +624,7 @@
     </w:p>
     <w:p>
       <w:r>
-        <w:t>• Best Log-Likelihood: Binary Logistic (LL = -183926.78)</w:t>
+        <w:t>• Best Log-Likelihood: Binary Logistic (LL = -183924.63)</w:t>
         <w:br/>
       </w:r>
     </w:p>
@@ -966,7 +966,7 @@
           </w:tcPr>
           <w:p>
             <w:r>
-              <w:t>5</w:t>
+              <w:t>6</w:t>
             </w:r>
           </w:p>
         </w:tc>
@@ -1010,156 +1010,7 @@
           </w:tcPr>
           <w:p>
             <w:r>
-              <w:t>21</w:t>
-            </w:r>
-          </w:p>
-        </w:tc>
-      </w:tr>
-      <w:tr>
-        <w:tc>
-          <w:tcPr>
-            <w:tcW w:type="dxa" w:w="4320"/>
-          </w:tcPr>
-          <w:p>
-            <w:r>
-              <w:t>Excel Files (Ordinal Models)</w:t>
-            </w:r>
-          </w:p>
-        </w:tc>
-        <w:tc>
-          <w:tcPr>
-            <w:tcW w:type="dxa" w:w="4320"/>
-          </w:tcPr>
-          <w:p>
-            <w:r>
-              <w:t>1</w:t>
-            </w:r>
-          </w:p>
-        </w:tc>
-      </w:tr>
-    </w:tbl>
-    <w:p>
-      <w:pPr>
-        <w:pStyle w:val="Heading1"/>
-      </w:pPr>
-      <w:r>
-        <w:t>8.2 Output Files Summary</w:t>
-      </w:r>
-    </w:p>
-    <w:p>
-      <w:r>
-        <w:t>This analysis generated multiple output files including Excel result tables and high-resolution figures. Below is a comprehensive list of all files produced during the analysis.</w:t>
-      </w:r>
-    </w:p>
-    <w:p>
-      <w:pPr>
-        <w:pStyle w:val="Heading2"/>
-      </w:pPr>
-      <w:r>
-        <w:t>File Generation Summary</w:t>
-      </w:r>
-    </w:p>
-    <w:tbl>
-      <w:tblPr>
-        <w:tblStyle w:val="LightGrid-Accent1"/>
-        <w:tblW w:type="auto" w:w="0"/>
-        <w:tblLayout w:type="fixed"/>
-        <w:tblLook w:firstColumn="1" w:firstRow="1" w:lastColumn="0" w:lastRow="0" w:noHBand="0" w:noVBand="1" w:val="04A0"/>
-      </w:tblPr>
-      <w:tblGrid>
-        <w:gridCol w:w="3600"/>
-        <w:gridCol w:w="4320"/>
-      </w:tblGrid>
-      <w:tr>
-        <w:tc>
-          <w:tcPr>
-            <w:tcW w:type="dxa" w:w="4320"/>
-          </w:tcPr>
-          <w:p>
-            <w:r>
-              <w:rPr>
-                <w:b/>
-              </w:rPr>
-              <w:t>File Category</w:t>
-            </w:r>
-          </w:p>
-        </w:tc>
-        <w:tc>
-          <w:tcPr>
-            <w:tcW w:type="dxa" w:w="4320"/>
-          </w:tcPr>
-          <w:p>
-            <w:r>
-              <w:rPr>
-                <w:b/>
-              </w:rPr>
-              <w:t>Count</w:t>
-            </w:r>
-          </w:p>
-        </w:tc>
-      </w:tr>
-      <w:tr>
-        <w:tc>
-          <w:tcPr>
-            <w:tcW w:type="dxa" w:w="4320"/>
-          </w:tcPr>
-          <w:p>
-            <w:r>
-              <w:t>Total Excel Files</w:t>
-            </w:r>
-          </w:p>
-        </w:tc>
-        <w:tc>
-          <w:tcPr>
-            <w:tcW w:type="dxa" w:w="4320"/>
-          </w:tcPr>
-          <w:p>
-            <w:r>
-              <w:t>5</w:t>
-            </w:r>
-          </w:p>
-        </w:tc>
-      </w:tr>
-      <w:tr>
-        <w:tc>
-          <w:tcPr>
-            <w:tcW w:type="dxa" w:w="4320"/>
-          </w:tcPr>
-          <w:p>
-            <w:r>
-              <w:t>Total Image Files</w:t>
-            </w:r>
-          </w:p>
-        </w:tc>
-        <w:tc>
-          <w:tcPr>
-            <w:tcW w:type="dxa" w:w="4320"/>
-          </w:tcPr>
-          <w:p>
-            <w:r>
-              <w:t>16</w:t>
-            </w:r>
-          </w:p>
-        </w:tc>
-      </w:tr>
-      <w:tr>
-        <w:tc>
-          <w:tcPr>
-            <w:tcW w:type="dxa" w:w="4320"/>
-          </w:tcPr>
-          <w:p>
-            <w:r>
-              <w:t>Total Files Generated</w:t>
-            </w:r>
-          </w:p>
-        </w:tc>
-        <w:tc>
-          <w:tcPr>
-            <w:tcW w:type="dxa" w:w="4320"/>
-          </w:tcPr>
-          <w:p>
-            <w:r>
-              <w:t>21</w:t>
+              <w:t>22</w:t>
             </w:r>
           </w:p>
         </w:tc>
@@ -1387,6 +1238,38 @@
           </w:tcPr>
           <w:p>
             <w:r>
+              <w:t>birthweight_analysis_results.xlsx</w:t>
+            </w:r>
+          </w:p>
+        </w:tc>
+        <w:tc>
+          <w:tcPr>
+            <w:tcW w:type="dxa" w:w="2880"/>
+          </w:tcPr>
+          <w:p>
+            <w:r>
+              <w:t>8.29</w:t>
+            </w:r>
+          </w:p>
+        </w:tc>
+        <w:tc>
+          <w:tcPr>
+            <w:tcW w:type="dxa" w:w="2880"/>
+          </w:tcPr>
+          <w:p>
+            <w:r>
+              <w:t>Analysis Results</w:t>
+            </w:r>
+          </w:p>
+        </w:tc>
+      </w:tr>
+      <w:tr>
+        <w:tc>
+          <w:tcPr>
+            <w:tcW w:type="dxa" w:w="2880"/>
+          </w:tcPr>
+          <w:p>
+            <w:r>
               <w:t>model1_ordinal_OR.xlsx</w:t>
             </w:r>
           </w:p>
@@ -1397,7 +1280,7 @@
           </w:tcPr>
           <w:p>
             <w:r>
-              <w:t>5.69</w:t>
+              <w:t>5.70</w:t>
             </w:r>
           </w:p>
         </w:tc>
@@ -1461,945 +1344,7 @@
           </w:tcPr>
           <w:p>
             <w:r>
-              <w:t>5.68</w:t>
-            </w:r>
-          </w:p>
-        </w:tc>
-        <w:tc>
-          <w:tcPr>
-            <w:tcW w:type="dxa" w:w="2880"/>
-          </w:tcPr>
-          <w:p>
-            <w:r>
-              <w:t>Binary Logistic (OR) Results</w:t>
-            </w:r>
-          </w:p>
-        </w:tc>
-      </w:tr>
-      <w:tr>
-        <w:tc>
-          <w:tcPr>
-            <w:tcW w:type="dxa" w:w="2880"/>
-          </w:tcPr>
-          <w:p>
-            <w:r>
-              <w:t>model_comparison_final.xlsx</w:t>
-            </w:r>
-          </w:p>
-        </w:tc>
-        <w:tc>
-          <w:tcPr>
-            <w:tcW w:type="dxa" w:w="2880"/>
-          </w:tcPr>
-          <w:p>
-            <w:r>
-              <w:t>5.03</w:t>
-            </w:r>
-          </w:p>
-        </w:tc>
-        <w:tc>
-          <w:tcPr>
-            <w:tcW w:type="dxa" w:w="2880"/>
-          </w:tcPr>
-          <w:p>
-            <w:r>
-              <w:t>Model Comparison Summary</w:t>
-            </w:r>
-          </w:p>
-        </w:tc>
-      </w:tr>
-      <w:tr>
-        <w:tc>
-          <w:tcPr>
-            <w:tcW w:type="dxa" w:w="2880"/>
-          </w:tcPr>
-          <w:p>
-            <w:r>
-              <w:t>results_chisquare.xlsx</w:t>
-            </w:r>
-          </w:p>
-        </w:tc>
-        <w:tc>
-          <w:tcPr>
-            <w:tcW w:type="dxa" w:w="2880"/>
-          </w:tcPr>
-          <w:p>
-            <w:r>
-              <w:t>5.02</w:t>
-            </w:r>
-          </w:p>
-        </w:tc>
-        <w:tc>
-          <w:tcPr>
-            <w:tcW w:type="dxa" w:w="2880"/>
-          </w:tcPr>
-          <w:p>
-            <w:r>
-              <w:t>Analysis Results</w:t>
-            </w:r>
-          </w:p>
-        </w:tc>
-      </w:tr>
-    </w:tbl>
-    <w:p>
-      <w:pPr>
-        <w:pStyle w:val="Heading2"/>
-      </w:pPr>
-      <w:r>
-        <w:t>Figure/Image Files</w:t>
-      </w:r>
-    </w:p>
-    <w:p>
-      <w:pPr>
-        <w:pStyle w:val="Heading3"/>
-      </w:pPr>
-      <w:r>
-        <w:t>Ordinal Model Figures</w:t>
-      </w:r>
-    </w:p>
-    <w:p>
-      <w:pPr>
-        <w:pStyle w:val="ListBullet"/>
-      </w:pPr>
-      <w:r>
-        <w:t>• fig5_ordinal_forest.png</w:t>
-      </w:r>
-    </w:p>
-    <w:p>
-      <w:pPr>
-        <w:pStyle w:val="ListBullet"/>
-      </w:pPr>
-      <w:r>
-        <w:t>• fig5_ordinal_forest_hd.png</w:t>
-      </w:r>
-    </w:p>
-    <w:p>
-      <w:pPr>
-        <w:pStyle w:val="ListBullet"/>
-      </w:pPr>
-      <w:r>
-        <w:t>• fig6_proportional_odds.png</w:t>
-      </w:r>
-    </w:p>
-    <w:p>
-      <w:pPr>
-        <w:pStyle w:val="ListBullet"/>
-      </w:pPr>
-      <w:r>
-        <w:t>• fig6_proportional_odds_hd.png</w:t>
-      </w:r>
-    </w:p>
-    <w:p>
-      <w:pPr>
-        <w:pStyle w:val="Heading3"/>
-      </w:pPr>
-      <w:r>
-        <w:t>Count Model Figures</w:t>
-      </w:r>
-    </w:p>
-    <w:p>
-      <w:r>
-        <w:t>No count model figures found.</w:t>
-      </w:r>
-    </w:p>
-    <w:p>
-      <w:pPr>
-        <w:pStyle w:val="Heading3"/>
-      </w:pPr>
-      <w:r>
-        <w:t>Binary Model Figures</w:t>
-      </w:r>
-    </w:p>
-    <w:p>
-      <w:pPr>
-        <w:pStyle w:val="ListBullet"/>
-      </w:pPr>
-      <w:r>
-        <w:t>• fig7_binary_forest.png</w:t>
-      </w:r>
-    </w:p>
-    <w:p>
-      <w:pPr>
-        <w:pStyle w:val="ListBullet"/>
-      </w:pPr>
-      <w:r>
-        <w:t>• fig7_binary_forest_hd.png</w:t>
-      </w:r>
-    </w:p>
-    <w:p>
-      <w:pPr>
-        <w:pStyle w:val="ListBullet"/>
-      </w:pPr>
-      <w:r>
-        <w:t>• fig8_roc_curve.png</w:t>
-      </w:r>
-    </w:p>
-    <w:p>
-      <w:pPr>
-        <w:pStyle w:val="ListBullet"/>
-      </w:pPr>
-      <w:r>
-        <w:t>• fig8_roc_curve_hd.png</w:t>
-      </w:r>
-    </w:p>
-    <w:p>
-      <w:pPr>
-        <w:pStyle w:val="ListBullet"/>
-      </w:pPr>
-      <w:r>
-        <w:t>• fig9_confusion_matrix.png</w:t>
-      </w:r>
-    </w:p>
-    <w:p>
-      <w:pPr>
-        <w:pStyle w:val="ListBullet"/>
-      </w:pPr>
-      <w:r>
-        <w:t>• fig9_confusion_matrix_hd.png</w:t>
-      </w:r>
-    </w:p>
-    <w:p>
-      <w:pPr>
-        <w:pStyle w:val="Heading3"/>
-      </w:pPr>
-      <w:r>
-        <w:t>Additional Figures</w:t>
-      </w:r>
-    </w:p>
-    <w:p>
-      <w:pPr>
-        <w:pStyle w:val="ListBullet"/>
-      </w:pPr>
-      <w:r>
-        <w:t>• fig1_parity_distribution.png</w:t>
-      </w:r>
-    </w:p>
-    <w:p>
-      <w:pPr>
-        <w:pStyle w:val="ListBullet"/>
-      </w:pPr>
-      <w:r>
-        <w:t>• fig2_age_by_parity.png</w:t>
-      </w:r>
-    </w:p>
-    <w:p>
-      <w:pPr>
-        <w:pStyle w:val="ListBullet"/>
-      </w:pPr>
-      <w:r>
-        <w:t>• fig3_predictors_vs_parity.png</w:t>
-      </w:r>
-    </w:p>
-    <w:p>
-      <w:pPr>
-        <w:pStyle w:val="ListBullet"/>
-      </w:pPr>
-      <w:r>
-        <w:t>• fig4_birthweight_by_parity.png</w:t>
-      </w:r>
-    </w:p>
-    <w:p>
-      <w:pPr>
-        <w:pStyle w:val="ListBullet"/>
-      </w:pPr>
-      <w:r>
-        <w:t>• fig4_birthweight_by_parity_log.png</w:t>
-      </w:r>
-    </w:p>
-    <w:p>
-      <w:pPr>
-        <w:pStyle w:val="ListBullet"/>
-      </w:pPr>
-      <w:r>
-        <w:t>• fig4_birthweight_by_parity_violin.png</w:t>
-      </w:r>
-    </w:p>
-    <w:p>
-      <w:pPr>
-        <w:pStyle w:val="Heading2"/>
-      </w:pPr>
-      <w:r>
-        <w:t>Largest Output Files</w:t>
-      </w:r>
-    </w:p>
-    <w:tbl>
-      <w:tblPr>
-        <w:tblStyle w:val="LightGrid-Accent1"/>
-        <w:tblW w:type="auto" w:w="0"/>
-        <w:tblLayout w:type="fixed"/>
-        <w:tblLook w:firstColumn="1" w:firstRow="1" w:lastColumn="0" w:lastRow="0" w:noHBand="0" w:noVBand="1" w:val="04A0"/>
-      </w:tblPr>
-      <w:tblGrid>
-        <w:gridCol w:w="2880"/>
-        <w:gridCol w:w="2880"/>
-        <w:gridCol w:w="2880"/>
-      </w:tblGrid>
-      <w:tr>
-        <w:tc>
-          <w:tcPr>
-            <w:tcW w:type="dxa" w:w="2880"/>
-          </w:tcPr>
-          <w:p>
-            <w:r>
-              <w:rPr>
-                <w:b/>
-              </w:rPr>
-              <w:t>Filename</w:t>
-            </w:r>
-          </w:p>
-        </w:tc>
-        <w:tc>
-          <w:tcPr>
-            <w:tcW w:type="dxa" w:w="2880"/>
-          </w:tcPr>
-          <w:p>
-            <w:r>
-              <w:rPr>
-                <w:b/>
-              </w:rPr>
-              <w:t>Size (KB)</w:t>
-            </w:r>
-          </w:p>
-        </w:tc>
-        <w:tc>
-          <w:tcPr>
-            <w:tcW w:type="dxa" w:w="2880"/>
-          </w:tcPr>
-          <w:p>
-            <w:r>
-              <w:rPr>
-                <w:b/>
-              </w:rPr>
-              <w:t>Type</w:t>
-            </w:r>
-          </w:p>
-        </w:tc>
-      </w:tr>
-      <w:tr>
-        <w:tc>
-          <w:tcPr>
-            <w:tcW w:type="dxa" w:w="2880"/>
-          </w:tcPr>
-          <w:p/>
-        </w:tc>
-        <w:tc>
-          <w:tcPr>
-            <w:tcW w:type="dxa" w:w="2880"/>
-          </w:tcPr>
-          <w:p/>
-        </w:tc>
-        <w:tc>
-          <w:tcPr>
-            <w:tcW w:type="dxa" w:w="2880"/>
-          </w:tcPr>
-          <w:p/>
-        </w:tc>
-      </w:tr>
-      <w:tr>
-        <w:tc>
-          <w:tcPr>
-            <w:tcW w:type="dxa" w:w="2880"/>
-          </w:tcPr>
-          <w:p/>
-        </w:tc>
-        <w:tc>
-          <w:tcPr>
-            <w:tcW w:type="dxa" w:w="2880"/>
-          </w:tcPr>
-          <w:p/>
-        </w:tc>
-        <w:tc>
-          <w:tcPr>
-            <w:tcW w:type="dxa" w:w="2880"/>
-          </w:tcPr>
-          <w:p/>
-        </w:tc>
-      </w:tr>
-      <w:tr>
-        <w:tc>
-          <w:tcPr>
-            <w:tcW w:type="dxa" w:w="2880"/>
-          </w:tcPr>
-          <w:p/>
-        </w:tc>
-        <w:tc>
-          <w:tcPr>
-            <w:tcW w:type="dxa" w:w="2880"/>
-          </w:tcPr>
-          <w:p/>
-        </w:tc>
-        <w:tc>
-          <w:tcPr>
-            <w:tcW w:type="dxa" w:w="2880"/>
-          </w:tcPr>
-          <w:p/>
-        </w:tc>
-      </w:tr>
-      <w:tr>
-        <w:tc>
-          <w:tcPr>
-            <w:tcW w:type="dxa" w:w="2880"/>
-          </w:tcPr>
-          <w:p/>
-        </w:tc>
-        <w:tc>
-          <w:tcPr>
-            <w:tcW w:type="dxa" w:w="2880"/>
-          </w:tcPr>
-          <w:p/>
-        </w:tc>
-        <w:tc>
-          <w:tcPr>
-            <w:tcW w:type="dxa" w:w="2880"/>
-          </w:tcPr>
-          <w:p/>
-        </w:tc>
-      </w:tr>
-      <w:tr>
-        <w:tc>
-          <w:tcPr>
-            <w:tcW w:type="dxa" w:w="2880"/>
-          </w:tcPr>
-          <w:p/>
-        </w:tc>
-        <w:tc>
-          <w:tcPr>
-            <w:tcW w:type="dxa" w:w="2880"/>
-          </w:tcPr>
-          <w:p/>
-        </w:tc>
-        <w:tc>
-          <w:tcPr>
-            <w:tcW w:type="dxa" w:w="2880"/>
-          </w:tcPr>
-          <w:p/>
-        </w:tc>
-      </w:tr>
-      <w:tr>
-        <w:tc>
-          <w:tcPr>
-            <w:tcW w:type="dxa" w:w="2880"/>
-          </w:tcPr>
-          <w:p/>
-        </w:tc>
-        <w:tc>
-          <w:tcPr>
-            <w:tcW w:type="dxa" w:w="2880"/>
-          </w:tcPr>
-          <w:p/>
-        </w:tc>
-        <w:tc>
-          <w:tcPr>
-            <w:tcW w:type="dxa" w:w="2880"/>
-          </w:tcPr>
-          <w:p/>
-        </w:tc>
-      </w:tr>
-      <w:tr>
-        <w:tc>
-          <w:tcPr>
-            <w:tcW w:type="dxa" w:w="2880"/>
-          </w:tcPr>
-          <w:p/>
-        </w:tc>
-        <w:tc>
-          <w:tcPr>
-            <w:tcW w:type="dxa" w:w="2880"/>
-          </w:tcPr>
-          <w:p/>
-        </w:tc>
-        <w:tc>
-          <w:tcPr>
-            <w:tcW w:type="dxa" w:w="2880"/>
-          </w:tcPr>
-          <w:p/>
-        </w:tc>
-      </w:tr>
-      <w:tr>
-        <w:tc>
-          <w:tcPr>
-            <w:tcW w:type="dxa" w:w="2880"/>
-          </w:tcPr>
-          <w:p/>
-        </w:tc>
-        <w:tc>
-          <w:tcPr>
-            <w:tcW w:type="dxa" w:w="2880"/>
-          </w:tcPr>
-          <w:p/>
-        </w:tc>
-        <w:tc>
-          <w:tcPr>
-            <w:tcW w:type="dxa" w:w="2880"/>
-          </w:tcPr>
-          <w:p/>
-        </w:tc>
-      </w:tr>
-      <w:tr>
-        <w:tc>
-          <w:tcPr>
-            <w:tcW w:type="dxa" w:w="2880"/>
-          </w:tcPr>
-          <w:p/>
-        </w:tc>
-        <w:tc>
-          <w:tcPr>
-            <w:tcW w:type="dxa" w:w="2880"/>
-          </w:tcPr>
-          <w:p/>
-        </w:tc>
-        <w:tc>
-          <w:tcPr>
-            <w:tcW w:type="dxa" w:w="2880"/>
-          </w:tcPr>
-          <w:p/>
-        </w:tc>
-      </w:tr>
-      <w:tr>
-        <w:tc>
-          <w:tcPr>
-            <w:tcW w:type="dxa" w:w="2880"/>
-          </w:tcPr>
-          <w:p/>
-        </w:tc>
-        <w:tc>
-          <w:tcPr>
-            <w:tcW w:type="dxa" w:w="2880"/>
-          </w:tcPr>
-          <w:p/>
-        </w:tc>
-        <w:tc>
-          <w:tcPr>
-            <w:tcW w:type="dxa" w:w="2880"/>
-          </w:tcPr>
-          <w:p/>
-        </w:tc>
-      </w:tr>
-    </w:tbl>
-    <w:p>
-      <w:pPr>
-        <w:pStyle w:val="Heading1"/>
-      </w:pPr>
-      <w:r>
-        <w:t>8.2 Output Files Summary</w:t>
-      </w:r>
-    </w:p>
-    <w:p>
-      <w:r>
-        <w:t>This analysis generated multiple output files including Excel result tables and high-resolution figures. Below is a comprehensive list of all files produced during the analysis.</w:t>
-      </w:r>
-    </w:p>
-    <w:p>
-      <w:pPr>
-        <w:pStyle w:val="Heading2"/>
-      </w:pPr>
-      <w:r>
-        <w:t>File Generation Summary</w:t>
-      </w:r>
-    </w:p>
-    <w:tbl>
-      <w:tblPr>
-        <w:tblStyle w:val="LightGrid-Accent1"/>
-        <w:tblW w:type="auto" w:w="0"/>
-        <w:tblLayout w:type="fixed"/>
-        <w:tblLook w:firstColumn="1" w:firstRow="1" w:lastColumn="0" w:lastRow="0" w:noHBand="0" w:noVBand="1" w:val="04A0"/>
-      </w:tblPr>
-      <w:tblGrid>
-        <w:gridCol w:w="3600"/>
-        <w:gridCol w:w="4320"/>
-      </w:tblGrid>
-      <w:tr>
-        <w:tc>
-          <w:tcPr>
-            <w:tcW w:type="dxa" w:w="4320"/>
-          </w:tcPr>
-          <w:p>
-            <w:r>
-              <w:rPr>
-                <w:b/>
-              </w:rPr>
-              <w:t>File Category</w:t>
-            </w:r>
-          </w:p>
-        </w:tc>
-        <w:tc>
-          <w:tcPr>
-            <w:tcW w:type="dxa" w:w="4320"/>
-          </w:tcPr>
-          <w:p>
-            <w:r>
-              <w:rPr>
-                <w:b/>
-              </w:rPr>
-              <w:t>Count</w:t>
-            </w:r>
-          </w:p>
-        </w:tc>
-      </w:tr>
-      <w:tr>
-        <w:tc>
-          <w:tcPr>
-            <w:tcW w:type="dxa" w:w="4320"/>
-          </w:tcPr>
-          <w:p>
-            <w:r>
-              <w:t>Total Excel Files</w:t>
-            </w:r>
-          </w:p>
-        </w:tc>
-        <w:tc>
-          <w:tcPr>
-            <w:tcW w:type="dxa" w:w="4320"/>
-          </w:tcPr>
-          <w:p>
-            <w:r>
-              <w:t>5</w:t>
-            </w:r>
-          </w:p>
-        </w:tc>
-      </w:tr>
-      <w:tr>
-        <w:tc>
-          <w:tcPr>
-            <w:tcW w:type="dxa" w:w="4320"/>
-          </w:tcPr>
-          <w:p>
-            <w:r>
-              <w:t>Total Image Files</w:t>
-            </w:r>
-          </w:p>
-        </w:tc>
-        <w:tc>
-          <w:tcPr>
-            <w:tcW w:type="dxa" w:w="4320"/>
-          </w:tcPr>
-          <w:p>
-            <w:r>
-              <w:t>16</w:t>
-            </w:r>
-          </w:p>
-        </w:tc>
-      </w:tr>
-      <w:tr>
-        <w:tc>
-          <w:tcPr>
-            <w:tcW w:type="dxa" w:w="4320"/>
-          </w:tcPr>
-          <w:p>
-            <w:r>
-              <w:t>Total Files Generated</w:t>
-            </w:r>
-          </w:p>
-        </w:tc>
-        <w:tc>
-          <w:tcPr>
-            <w:tcW w:type="dxa" w:w="4320"/>
-          </w:tcPr>
-          <w:p>
-            <w:r>
-              <w:t>21</w:t>
-            </w:r>
-          </w:p>
-        </w:tc>
-      </w:tr>
-      <w:tr>
-        <w:tc>
-          <w:tcPr>
-            <w:tcW w:type="dxa" w:w="4320"/>
-          </w:tcPr>
-          <w:p>
-            <w:r>
-              <w:t>Excel Files (Ordinal Models)</w:t>
-            </w:r>
-          </w:p>
-        </w:tc>
-        <w:tc>
-          <w:tcPr>
-            <w:tcW w:type="dxa" w:w="4320"/>
-          </w:tcPr>
-          <w:p>
-            <w:r>
-              <w:t>1</w:t>
-            </w:r>
-          </w:p>
-        </w:tc>
-      </w:tr>
-      <w:tr>
-        <w:tc>
-          <w:tcPr>
-            <w:tcW w:type="dxa" w:w="4320"/>
-          </w:tcPr>
-          <w:p>
-            <w:r>
-              <w:t>Excel Files (Count Models)</w:t>
-            </w:r>
-          </w:p>
-        </w:tc>
-        <w:tc>
-          <w:tcPr>
-            <w:tcW w:type="dxa" w:w="4320"/>
-          </w:tcPr>
-          <w:p>
-            <w:r>
-              <w:t>1</w:t>
-            </w:r>
-          </w:p>
-        </w:tc>
-      </w:tr>
-      <w:tr>
-        <w:tc>
-          <w:tcPr>
-            <w:tcW w:type="dxa" w:w="4320"/>
-          </w:tcPr>
-          <w:p>
-            <w:r>
-              <w:t>Excel Files (Binary Models)</w:t>
-            </w:r>
-          </w:p>
-        </w:tc>
-        <w:tc>
-          <w:tcPr>
-            <w:tcW w:type="dxa" w:w="4320"/>
-          </w:tcPr>
-          <w:p>
-            <w:r>
-              <w:t>1</w:t>
-            </w:r>
-          </w:p>
-        </w:tc>
-      </w:tr>
-      <w:tr>
-        <w:tc>
-          <w:tcPr>
-            <w:tcW w:type="dxa" w:w="4320"/>
-          </w:tcPr>
-          <w:p>
-            <w:r>
-              <w:t>Excel Files (Comparisons)</w:t>
-            </w:r>
-          </w:p>
-        </w:tc>
-        <w:tc>
-          <w:tcPr>
-            <w:tcW w:type="dxa" w:w="4320"/>
-          </w:tcPr>
-          <w:p>
-            <w:r>
-              <w:t>1</w:t>
-            </w:r>
-          </w:p>
-        </w:tc>
-      </w:tr>
-      <w:tr>
-        <w:tc>
-          <w:tcPr>
-            <w:tcW w:type="dxa" w:w="4320"/>
-          </w:tcPr>
-          <w:p>
-            <w:r>
-              <w:t>Images (Ordinal)</w:t>
-            </w:r>
-          </w:p>
-        </w:tc>
-        <w:tc>
-          <w:tcPr>
-            <w:tcW w:type="dxa" w:w="4320"/>
-          </w:tcPr>
-          <w:p>
-            <w:r>
-              <w:t>4</w:t>
-            </w:r>
-          </w:p>
-        </w:tc>
-      </w:tr>
-      <w:tr>
-        <w:tc>
-          <w:tcPr>
-            <w:tcW w:type="dxa" w:w="4320"/>
-          </w:tcPr>
-          <w:p>
-            <w:r>
-              <w:t>Images (Count)</w:t>
-            </w:r>
-          </w:p>
-        </w:tc>
-        <w:tc>
-          <w:tcPr>
-            <w:tcW w:type="dxa" w:w="4320"/>
-          </w:tcPr>
-          <w:p>
-            <w:r>
-              <w:t>0</w:t>
-            </w:r>
-          </w:p>
-        </w:tc>
-      </w:tr>
-      <w:tr>
-        <w:tc>
-          <w:tcPr>
-            <w:tcW w:type="dxa" w:w="4320"/>
-          </w:tcPr>
-          <w:p>
-            <w:r>
-              <w:t>Images (Binary)</w:t>
-            </w:r>
-          </w:p>
-        </w:tc>
-        <w:tc>
-          <w:tcPr>
-            <w:tcW w:type="dxa" w:w="4320"/>
-          </w:tcPr>
-          <w:p>
-            <w:r>
-              <w:t>6</w:t>
-            </w:r>
-          </w:p>
-        </w:tc>
-      </w:tr>
-    </w:tbl>
-    <w:p>
-      <w:pPr>
-        <w:pStyle w:val="Heading2"/>
-      </w:pPr>
-      <w:r>
-        <w:t>Excel Output Files</w:t>
-      </w:r>
-    </w:p>
-    <w:tbl>
-      <w:tblPr>
-        <w:tblStyle w:val="LightShading"/>
-        <w:tblW w:type="auto" w:w="0"/>
-        <w:tblLayout w:type="fixed"/>
-        <w:tblLook w:firstColumn="1" w:firstRow="1" w:lastColumn="0" w:lastRow="0" w:noHBand="0" w:noVBand="1" w:val="04A0"/>
-      </w:tblPr>
-      <w:tblGrid>
-        <w:gridCol w:w="2880"/>
-        <w:gridCol w:w="2160"/>
-        <w:gridCol w:w="3600"/>
-      </w:tblGrid>
-      <w:tr>
-        <w:tc>
-          <w:tcPr>
-            <w:tcW w:type="dxa" w:w="2880"/>
-          </w:tcPr>
-          <w:p>
-            <w:r>
-              <w:rPr>
-                <w:b/>
-              </w:rPr>
-              <w:t>Filename</w:t>
-            </w:r>
-          </w:p>
-        </w:tc>
-        <w:tc>
-          <w:tcPr>
-            <w:tcW w:type="dxa" w:w="2880"/>
-          </w:tcPr>
-          <w:p>
-            <w:r>
-              <w:rPr>
-                <w:b/>
-              </w:rPr>
-              <w:t>Size (KB)</w:t>
-            </w:r>
-          </w:p>
-        </w:tc>
-        <w:tc>
-          <w:tcPr>
-            <w:tcW w:type="dxa" w:w="2880"/>
-          </w:tcPr>
-          <w:p>
-            <w:r>
-              <w:rPr>
-                <w:b/>
-              </w:rPr>
-              <w:t>Purpose</w:t>
-            </w:r>
-          </w:p>
-        </w:tc>
-      </w:tr>
-      <w:tr>
-        <w:tc>
-          <w:tcPr>
-            <w:tcW w:type="dxa" w:w="2880"/>
-          </w:tcPr>
-          <w:p>
-            <w:r>
-              <w:t>model1_ordinal_OR.xlsx</w:t>
-            </w:r>
-          </w:p>
-        </w:tc>
-        <w:tc>
-          <w:tcPr>
-            <w:tcW w:type="dxa" w:w="2880"/>
-          </w:tcPr>
-          <w:p>
-            <w:r>
-              <w:t>5.69</w:t>
-            </w:r>
-          </w:p>
-        </w:tc>
-        <w:tc>
-          <w:tcPr>
-            <w:tcW w:type="dxa" w:w="2880"/>
-          </w:tcPr>
-          <w:p>
-            <w:r>
-              <w:t>Ordinal Logistic Regression Results</w:t>
-            </w:r>
-          </w:p>
-        </w:tc>
-      </w:tr>
-      <w:tr>
-        <w:tc>
-          <w:tcPr>
-            <w:tcW w:type="dxa" w:w="2880"/>
-          </w:tcPr>
-          <w:p>
-            <w:r>
-              <w:t>model2_count_IRR.xlsx</w:t>
-            </w:r>
-          </w:p>
-        </w:tc>
-        <w:tc>
-          <w:tcPr>
-            <w:tcW w:type="dxa" w:w="2880"/>
-          </w:tcPr>
-          <w:p>
-            <w:r>
-              <w:t>5.66</w:t>
-            </w:r>
-          </w:p>
-        </w:tc>
-        <w:tc>
-          <w:tcPr>
-            <w:tcW w:type="dxa" w:w="2880"/>
-          </w:tcPr>
-          <w:p>
-            <w:r>
-              <w:t>Count Model (IRR) Results</w:t>
-            </w:r>
-          </w:p>
-        </w:tc>
-      </w:tr>
-      <w:tr>
-        <w:tc>
-          <w:tcPr>
-            <w:tcW w:type="dxa" w:w="2880"/>
-          </w:tcPr>
-          <w:p>
-            <w:r>
-              <w:t>model3_binary_OR.xlsx</w:t>
-            </w:r>
-          </w:p>
-        </w:tc>
-        <w:tc>
-          <w:tcPr>
-            <w:tcW w:type="dxa" w:w="2880"/>
-          </w:tcPr>
-          <w:p>
-            <w:r>
-              <w:t>5.68</w:t>
+              <w:t>5.67</w:t>
             </w:r>
           </w:p>
         </w:tc>
@@ -2730,7 +1675,7 @@
           </w:tcPr>
           <w:p>
             <w:r>
-              <w:t>933.86</w:t>
+              <w:t>912.16</w:t>
             </w:r>
           </w:p>
         </w:tc>
@@ -2794,7 +1739,7 @@
           </w:tcPr>
           <w:p>
             <w:r>
-              <w:t>562.51</w:t>
+              <w:t>562.49</w:t>
             </w:r>
           </w:p>
         </w:tc>
@@ -2826,7 +1771,7 @@
           </w:tcPr>
           <w:p>
             <w:r>
-              <w:t>408.98</w:t>
+              <w:t>398.20</w:t>
             </w:r>
           </w:p>
         </w:tc>
@@ -2858,7 +1803,7 @@
           </w:tcPr>
           <w:p>
             <w:r>
-              <w:t>279.84</w:t>
+              <w:t>279.66</w:t>
             </w:r>
           </w:p>
         </w:tc>
@@ -2890,7 +1835,7 @@
           </w:tcPr>
           <w:p>
             <w:r>
-              <w:t>244.74</w:t>
+              <w:t>244.73</w:t>
             </w:r>
           </w:p>
         </w:tc>
@@ -2922,7 +1867,7 @@
           </w:tcPr>
           <w:p>
             <w:r>
-              <w:t>196.57</w:t>
+              <w:t>196.71</w:t>
             </w:r>
           </w:p>
         </w:tc>
@@ -2986,7 +1931,7 @@
           </w:tcPr>
           <w:p>
             <w:r>
-              <w:t>120.71</w:t>
+              <w:t>120.77</w:t>
             </w:r>
           </w:p>
         </w:tc>
@@ -3157,11 +2102,11 @@
         <w:br/>
       </w:r>
       <w:r>
-        <w:t>✓ Total files generated: 21</w:t>
+        <w:t>✓ Total files generated: 22</w:t>
         <w:br/>
       </w:r>
       <w:r>
-        <w:t>✓ Excel tables: 5</w:t>
+        <w:t>✓ Excel tables: 6</w:t>
         <w:br/>
       </w:r>
       <w:r>
@@ -3178,7 +2123,7 @@
         <w:pStyle w:val="IntenseQuote"/>
       </w:pPr>
       <w:r>
-        <w:t>Analysis completed on: 2026-04-06 05:24:07</w:t>
+        <w:t>Analysis completed on: 2026-05-03 18:28:08</w:t>
       </w:r>
     </w:p>
     <w:sectPr>
